--- a/docs/customer/commercial/ModuPorter-EAM-Manual-EN-1.0.0.docx
+++ b/docs/customer/commercial/ModuPorter-EAM-Manual-EN-1.0.0.docx
@@ -207,7 +207,7 @@
     </w:p>
     <w:p>
       <w:r>
-        <w:t>SAP table → Basic → Composite → Consumption</w:t>
+        <w:t>SAP table → B_ Basic → I_ Interface → C_ Consumption</w:t>
       </w:r>
     </w:p>
     <w:p>

--- a/docs/customer/commercial/ModuPorter-EAM-Manual-EN-1.0.0.docx
+++ b/docs/customer/commercial/ModuPorter-EAM-Manual-EN-1.0.0.docx
@@ -152,7 +152,7 @@
                 <w:color w:val="000000"/>
                 <w:sz w:val="20"/>
               </w:rPr>
-              <w:t>41</w:t>
+              <w:t>46</w:t>
             </w:r>
           </w:p>
         </w:tc>
@@ -171,7 +171,7 @@
                 <w:color w:val="000000"/>
                 <w:sz w:val="20"/>
               </w:rPr>
-              <w:t>158</w:t>
+              <w:t>169</w:t>
             </w:r>
           </w:p>
         </w:tc>
@@ -490,7 +490,7 @@
                 <w:color w:val="000000"/>
                 <w:sz w:val="20"/>
               </w:rPr>
-              <w:t>10</w:t>
+              <w:t>21</w:t>
             </w:r>
           </w:p>
         </w:tc>
@@ -1015,7 +1015,7 @@
     <w:p/>
     <w:p>
       <w:r>
-        <w:t>Equipment includes shared references and work-center dependencies. Texts retain their language keys. Long text is read through READ_TEXT; compressed contents are not CDS rows. Historical cutover, change states and approved technical-object populations follow docs/CUSTOMER_WORKFLOW.md.</w:t>
+        <w:t>Equipment exports one current master with standard postal address. Texts, partners, statuses and address versions remain separate. Apply the same selected Equipment cohort to every child. System statuses are reference only; user statuses require supported post-load processing. Long text content uses READ_TEXT. Use full cutover snapshots. See docs/EQUIPMENT_ARCHITECTURE.md and docs/CUSTOMER_WORKFLOW.md.</w:t>
       </w:r>
     </w:p>
     <w:p>

--- a/docs/customer/commercial/ModuPorter-EAM-Manual-EN-1.0.0.docx
+++ b/docs/customer/commercial/ModuPorter-EAM-Manual-EN-1.0.0.docx
@@ -152,7 +152,7 @@
                 <w:color w:val="000000"/>
                 <w:sz w:val="20"/>
               </w:rPr>
-              <w:t>46</w:t>
+              <w:t>47</w:t>
             </w:r>
           </w:p>
         </w:tc>
@@ -171,7 +171,7 @@
                 <w:color w:val="000000"/>
                 <w:sz w:val="20"/>
               </w:rPr>
-              <w:t>169</w:t>
+              <w:t>172</w:t>
             </w:r>
           </w:p>
         </w:tc>
@@ -447,7 +447,7 @@
                 <w:color w:val="000000"/>
                 <w:sz w:val="20"/>
               </w:rPr>
-              <w:t>6</w:t>
+              <w:t>7</w:t>
             </w:r>
           </w:p>
         </w:tc>
@@ -490,7 +490,7 @@
                 <w:color w:val="000000"/>
                 <w:sz w:val="20"/>
               </w:rPr>
-              <w:t>21</w:t>
+              <w:t>20</w:t>
             </w:r>
           </w:p>
         </w:tc>
@@ -576,7 +576,7 @@
                 <w:color w:val="000000"/>
                 <w:sz w:val="20"/>
               </w:rPr>
-              <w:t>9</w:t>
+              <w:t>12</w:t>
             </w:r>
           </w:p>
         </w:tc>
@@ -1023,6 +1023,19 @@
         <w:t>Complete module and field lists are in docs/SUPPORTED_SCOPE.md, mapping and FIELD_CATALOG.csv. VDM.html shows object dependencies. The templates contain no automatic posting implementation and do not promise coverage of every SAP feature.</w:t>
       </w:r>
     </w:p>
+    <w:p>
+      <w:pPr>
+        <w:pStyle w:val="Heading1"/>
+      </w:pPr>
+      <w:r>
+        <w:t>Master records and child structures</w:t>
+      </w:r>
+    </w:p>
+    <w:p>
+      <w:r>
+        <w:t>Masters remain unique; repeating texts, partners, statuses, organizational data and validity intervals retain separate structures and complete keys. Preparation limits children to selected parents and rejects duplicate parent identities. Native addresses enrich technical objects, FI business partners and banks, SD document partners and CO masters. Missing standard addresses preserve the master; variants remain reference data. SAP generates system statuses and technical target IDs. SD header records retain item 000000; item data follows selected items. Read customer/parent-relationships.json and docs/MASTER_CHILD_ARCHITECTURE.md, and map source fields against the selected target interface.</w:t>
+      </w:r>
+    </w:p>
     <w:sectPr>
       <w:pgSz w:w="11906" w:h="16838"/>
       <w:pgMar w:top="1020" w:right="1020" w:bottom="1020" w:left="1020" w:header="720" w:footer="720" w:gutter="0"/>
@@ -1515,7 +1528,7 @@
       <w:rFonts w:asciiTheme="majorHAnsi" w:eastAsiaTheme="majorEastAsia" w:hAnsiTheme="majorHAnsi" w:cstheme="majorBidi"/>
       <w:b/>
       <w:bCs/>
-      <w:color w:val="4F81BD" w:themeColor="accent1"/>
+      <w:color w:val="000000"/>
     </w:rPr>
   </w:style>
   <w:style w:type="paragraph" w:styleId="Heading4">
@@ -1540,7 +1553,7 @@
       <w:bCs/>
       <w:i/>
       <w:iCs/>
-      <w:color w:val="4F81BD" w:themeColor="accent1"/>
+      <w:color w:val="000000"/>
     </w:rPr>
   </w:style>
   <w:style w:type="paragraph" w:styleId="Heading5">
@@ -1561,7 +1574,7 @@
     </w:pPr>
     <w:rPr>
       <w:rFonts w:asciiTheme="majorHAnsi" w:eastAsiaTheme="majorEastAsia" w:hAnsiTheme="majorHAnsi" w:cstheme="majorBidi"/>
-      <w:color w:val="243F60" w:themeColor="accent1" w:themeShade="7F"/>
+      <w:color w:val="000000"/>
     </w:rPr>
   </w:style>
   <w:style w:type="paragraph" w:styleId="Heading6">
@@ -1584,7 +1597,7 @@
       <w:rFonts w:asciiTheme="majorHAnsi" w:eastAsiaTheme="majorEastAsia" w:hAnsiTheme="majorHAnsi" w:cstheme="majorBidi"/>
       <w:i/>
       <w:iCs/>
-      <w:color w:val="243F60" w:themeColor="accent1" w:themeShade="7F"/>
+      <w:color w:val="000000"/>
     </w:rPr>
   </w:style>
   <w:style w:type="paragraph" w:styleId="Heading7">
@@ -1607,7 +1620,7 @@
       <w:rFonts w:asciiTheme="majorHAnsi" w:eastAsiaTheme="majorEastAsia" w:hAnsiTheme="majorHAnsi" w:cstheme="majorBidi"/>
       <w:i/>
       <w:iCs/>
-      <w:color w:val="404040" w:themeColor="text1" w:themeTint="BF"/>
+      <w:color w:val="000000"/>
     </w:rPr>
   </w:style>
   <w:style w:type="paragraph" w:styleId="Heading8">
@@ -1628,7 +1641,7 @@
     </w:pPr>
     <w:rPr>
       <w:rFonts w:asciiTheme="majorHAnsi" w:eastAsiaTheme="majorEastAsia" w:hAnsiTheme="majorHAnsi" w:cstheme="majorBidi"/>
-      <w:color w:val="4F81BD" w:themeColor="accent1"/>
+      <w:color w:val="000000"/>
       <w:sz w:val="20"/>
       <w:szCs w:val="20"/>
     </w:rPr>
@@ -1653,7 +1666,7 @@
       <w:rFonts w:asciiTheme="majorHAnsi" w:eastAsiaTheme="majorEastAsia" w:hAnsiTheme="majorHAnsi" w:cstheme="majorBidi"/>
       <w:i/>
       <w:iCs/>
-      <w:color w:val="404040" w:themeColor="text1" w:themeTint="BF"/>
+      <w:color w:val="000000"/>
       <w:sz w:val="20"/>
       <w:szCs w:val="20"/>
     </w:rPr>
@@ -1704,7 +1717,7 @@
       <w:rFonts w:asciiTheme="majorHAnsi" w:eastAsiaTheme="majorEastAsia" w:hAnsiTheme="majorHAnsi" w:cstheme="majorBidi"/>
       <w:b/>
       <w:bCs/>
-      <w:color w:val="365F91" w:themeColor="accent1" w:themeShade="BF"/>
+      <w:color w:val="000000"/>
       <w:sz w:val="28"/>
       <w:szCs w:val="28"/>
     </w:rPr>
@@ -1719,7 +1732,7 @@
       <w:rFonts w:asciiTheme="majorHAnsi" w:eastAsiaTheme="majorEastAsia" w:hAnsiTheme="majorHAnsi" w:cstheme="majorBidi"/>
       <w:b/>
       <w:bCs/>
-      <w:color w:val="4F81BD" w:themeColor="accent1"/>
+      <w:color w:val="000000"/>
       <w:sz w:val="26"/>
       <w:szCs w:val="26"/>
     </w:rPr>
@@ -1734,7 +1747,7 @@
       <w:rFonts w:asciiTheme="majorHAnsi" w:eastAsiaTheme="majorEastAsia" w:hAnsiTheme="majorHAnsi" w:cstheme="majorBidi"/>
       <w:b/>
       <w:bCs/>
-      <w:color w:val="4F81BD" w:themeColor="accent1"/>
+      <w:color w:val="000000"/>
     </w:rPr>
   </w:style>
   <w:style w:type="paragraph" w:styleId="Title">
@@ -1790,7 +1803,7 @@
       <w:rFonts w:asciiTheme="majorHAnsi" w:eastAsiaTheme="majorEastAsia" w:hAnsiTheme="majorHAnsi" w:cstheme="majorBidi"/>
       <w:i/>
       <w:iCs/>
-      <w:color w:val="4F81BD" w:themeColor="accent1"/>
+      <w:color w:val="000000"/>
       <w:spacing w:val="15"/>
       <w:sz w:val="24"/>
       <w:szCs w:val="24"/>
@@ -2106,7 +2119,7 @@
       <w:bCs/>
       <w:i/>
       <w:iCs/>
-      <w:color w:val="4F81BD" w:themeColor="accent1"/>
+      <w:color w:val="000000"/>
     </w:rPr>
   </w:style>
   <w:style w:type="character" w:customStyle="1" w:styleId="Heading5Char">
@@ -2118,7 +2131,7 @@
     <w:rsid w:val="00FC693F"/>
     <w:rPr>
       <w:rFonts w:asciiTheme="majorHAnsi" w:eastAsiaTheme="majorEastAsia" w:hAnsiTheme="majorHAnsi" w:cstheme="majorBidi"/>
-      <w:color w:val="243F60" w:themeColor="accent1" w:themeShade="7F"/>
+      <w:color w:val="000000"/>
     </w:rPr>
   </w:style>
   <w:style w:type="character" w:customStyle="1" w:styleId="Heading6Char">
@@ -2132,7 +2145,7 @@
       <w:rFonts w:asciiTheme="majorHAnsi" w:eastAsiaTheme="majorEastAsia" w:hAnsiTheme="majorHAnsi" w:cstheme="majorBidi"/>
       <w:i/>
       <w:iCs/>
-      <w:color w:val="243F60" w:themeColor="accent1" w:themeShade="7F"/>
+      <w:color w:val="000000"/>
     </w:rPr>
   </w:style>
   <w:style w:type="character" w:customStyle="1" w:styleId="Heading7Char">
@@ -2146,7 +2159,7 @@
       <w:rFonts w:asciiTheme="majorHAnsi" w:eastAsiaTheme="majorEastAsia" w:hAnsiTheme="majorHAnsi" w:cstheme="majorBidi"/>
       <w:i/>
       <w:iCs/>
-      <w:color w:val="404040" w:themeColor="text1" w:themeTint="BF"/>
+      <w:color w:val="000000"/>
     </w:rPr>
   </w:style>
   <w:style w:type="character" w:customStyle="1" w:styleId="Heading8Char">
@@ -2158,7 +2171,7 @@
     <w:rsid w:val="00FC693F"/>
     <w:rPr>
       <w:rFonts w:asciiTheme="majorHAnsi" w:eastAsiaTheme="majorEastAsia" w:hAnsiTheme="majorHAnsi" w:cstheme="majorBidi"/>
-      <w:color w:val="4F81BD" w:themeColor="accent1"/>
+      <w:color w:val="000000"/>
       <w:sz w:val="20"/>
       <w:szCs w:val="20"/>
     </w:rPr>
@@ -2174,7 +2187,7 @@
       <w:rFonts w:asciiTheme="majorHAnsi" w:eastAsiaTheme="majorEastAsia" w:hAnsiTheme="majorHAnsi" w:cstheme="majorBidi"/>
       <w:i/>
       <w:iCs/>
-      <w:color w:val="404040" w:themeColor="text1" w:themeTint="BF"/>
+      <w:color w:val="000000"/>
       <w:sz w:val="20"/>
       <w:szCs w:val="20"/>
     </w:rPr>

--- a/docs/customer/commercial/ModuPorter-EAM-Manual-EN-1.0.0.docx
+++ b/docs/customer/commercial/ModuPorter-EAM-Manual-EN-1.0.0.docx
@@ -152,7 +152,7 @@
                 <w:color w:val="000000"/>
                 <w:sz w:val="20"/>
               </w:rPr>
-              <w:t>47</w:t>
+              <w:t>73</w:t>
             </w:r>
           </w:p>
         </w:tc>
@@ -171,7 +171,7 @@
                 <w:color w:val="000000"/>
                 <w:sz w:val="20"/>
               </w:rPr>
-              <w:t>172</w:t>
+              <w:t>241</w:t>
             </w:r>
           </w:p>
         </w:tc>
@@ -490,7 +490,7 @@
                 <w:color w:val="000000"/>
                 <w:sz w:val="20"/>
               </w:rPr>
-              <w:t>20</w:t>
+              <w:t>33</w:t>
             </w:r>
           </w:p>
         </w:tc>
@@ -576,7 +576,7 @@
                 <w:color w:val="000000"/>
                 <w:sz w:val="20"/>
               </w:rPr>
-              <w:t>12</w:t>
+              <w:t>37</w:t>
             </w:r>
           </w:p>
         </w:tc>
@@ -619,7 +619,7 @@
                 <w:color w:val="000000"/>
                 <w:sz w:val="20"/>
               </w:rPr>
-              <w:t>3</w:t>
+              <w:t>4</w:t>
             </w:r>
           </w:p>
         </w:tc>
@@ -662,7 +662,7 @@
                 <w:color w:val="000000"/>
                 <w:sz w:val="20"/>
               </w:rPr>
-              <w:t>17</w:t>
+              <w:t>26</w:t>
             </w:r>
           </w:p>
         </w:tc>
@@ -705,7 +705,7 @@
                 <w:color w:val="000000"/>
                 <w:sz w:val="20"/>
               </w:rPr>
-              <w:t>19</w:t>
+              <w:t>28</w:t>
             </w:r>
           </w:p>
         </w:tc>
@@ -748,7 +748,7 @@
                 <w:color w:val="000000"/>
                 <w:sz w:val="20"/>
               </w:rPr>
-              <w:t>11</w:t>
+              <w:t>15</w:t>
             </w:r>
           </w:p>
         </w:tc>
@@ -834,7 +834,7 @@
                 <w:color w:val="000000"/>
                 <w:sz w:val="20"/>
               </w:rPr>
-              <w:t>4</w:t>
+              <w:t>7</w:t>
             </w:r>
           </w:p>
         </w:tc>
@@ -877,7 +877,7 @@
                 <w:color w:val="000000"/>
                 <w:sz w:val="20"/>
               </w:rPr>
-              <w:t>3</w:t>
+              <w:t>4</w:t>
             </w:r>
           </w:p>
         </w:tc>
@@ -963,7 +963,7 @@
                 <w:color w:val="000000"/>
                 <w:sz w:val="20"/>
               </w:rPr>
-              <w:t>27</w:t>
+              <w:t>30</w:t>
             </w:r>
           </w:p>
         </w:tc>
@@ -1006,7 +1006,7 @@
                 <w:color w:val="000000"/>
                 <w:sz w:val="20"/>
               </w:rPr>
-              <w:t>15</w:t>
+              <w:t>16</w:t>
             </w:r>
           </w:p>
         </w:tc>
@@ -1015,7 +1015,7 @@
     <w:p/>
     <w:p>
       <w:r>
-        <w:t>Equipment exports one current master with standard postal address. Texts, partners, statuses and address versions remain separate. Apply the same selected Equipment cohort to every child. System statuses are reference only; user statuses require supported post-load processing. Long text content uses READ_TEXT. Use full cutover snapshots. See docs/EQUIPMENT_ARCHITECTURE.md and docs/CUSTOMER_WORKFLOW.md.</w:t>
+        <w:t>Equipment and functional locations provide standard addresses, texts, partners, active statuses, user statuses with profiles, classes and characteristic values. Address versions, email, phone and fax remain separate children. Functional locations provide native BOM assignments. Orders and notifications have dedicated partner and status exports. Use full cutover snapshots; system statuses remain reference data. See docs/EQUIPMENT_ARCHITECTURE.md and docs/CUSTOMER_WORKFLOW.md.</w:t>
       </w:r>
     </w:p>
     <w:p>
@@ -1033,7 +1033,7 @@
     </w:p>
     <w:p>
       <w:r>
-        <w:t>Masters remain unique; repeating texts, partners, statuses, organizational data and validity intervals retain separate structures and complete keys. Preparation limits children to selected parents and rejects duplicate parent identities. Native addresses enrich technical objects, FI business partners and banks, SD document partners and CO masters. Missing standard addresses preserve the master; variants remain reference data. SAP generates system statuses and technical target IDs. SD header records retain item 000000; item data follows selected items. Read customer/parent-relationships.json and docs/MASTER_CHILD_ARCHITECTURE.md, and map source fields against the selected target interface.</w:t>
+        <w:t>Masters remain unique; repeating texts, partners, statuses and organizational data retain separate structures and complete keys. customer/parent-relationships.json limits children to selected parents. Missing standard addresses preserve the master. SAP generates system statuses and technical target IDs. docs/OBJECT_COVERAGE.md lists the exact objects and fields. Long-text indexes require full SAPscript identities and explicit owner links; READ_TEXT supplies content and format. Follow docs/LONG_TEXT_WORKFLOW.md. Map source fields against the chosen supported target interface.</w:t>
       </w:r>
     </w:p>
     <w:sectPr>

--- a/docs/customer/commercial/ModuPorter-EAM-Manual-EN-1.0.0.docx
+++ b/docs/customer/commercial/ModuPorter-EAM-Manual-EN-1.0.0.docx
@@ -17,7 +17,7 @@
     </w:p>
     <w:p>
       <w:r>
-        <w:t>This manual explains installation, module selection, extraction and comparison for the supplied migration templates. Each pack contains separate SOURCE and TARGET archives. Business objects are created through the SAP interface chosen by the customer.</w:t>
+        <w:t>This manual explains installation, module selection and source extraction for the supplied migration templates. Each pack contains a SOURCE import archive with CDS views, field mappings, preparation tools and a VDM map. Extracted data is loaded through the SAP interface chosen by the customer.</w:t>
       </w:r>
     </w:p>
     <w:tbl>
@@ -28,7 +28,6 @@
       </w:tblPr>
       <w:tblGrid>
         <w:gridCol w:w="2891"/>
-        <w:gridCol w:w="2324"/>
         <w:gridCol w:w="2324"/>
         <w:gridCol w:w="2324"/>
       </w:tblGrid>
@@ -94,25 +93,6 @@
             </w:r>
           </w:p>
         </w:tc>
-        <w:tc>
-          <w:tcPr>
-            <w:tcW w:type="dxa" w:w="2324"/>
-            <w:shd w:fill="273D50"/>
-          </w:tcPr>
-          <w:p>
-            <w:pPr>
-              <w:spacing w:after="80" w:before="80"/>
-            </w:pPr>
-            <w:r>
-              <w:rPr>
-                <w:b/>
-                <w:color w:val="FFFFFF"/>
-                <w:sz w:val="20"/>
-              </w:rPr>
-              <w:t>Target views</w:t>
-            </w:r>
-          </w:p>
-        </w:tc>
       </w:tr>
       <w:tr>
         <w:trPr>
@@ -175,28 +155,11 @@
             </w:r>
           </w:p>
         </w:tc>
-        <w:tc>
-          <w:tcPr>
-            <w:tcW w:type="dxa" w:w="2324"/>
-            <w:shd w:fill="F2F5F7"/>
-          </w:tcPr>
-          <w:p>
-            <w:pPr>
-              <w:spacing w:after="80" w:before="80"/>
-            </w:pPr>
-            <w:r>
-              <w:rPr>
-                <w:b w:val="0"/>
-                <w:color w:val="000000"/>
-                <w:sz w:val="20"/>
-              </w:rPr>
-              <w:t>16</w:t>
-            </w:r>
-          </w:p>
-        </w:tc>
       </w:tr>
     </w:tbl>
-    <w:p/>
+    <w:p>
+      <w:r/>
+    </w:p>
     <w:p>
       <w:pPr>
         <w:pStyle w:val="Heading2"/>
@@ -212,7 +175,7 @@
     </w:p>
     <w:p>
       <w:r>
-        <w:t>Basic reads native tables and preserves their data grain. Composite exposes business columns and relationships. Consumption provides documented export structures. Target views and CSV contracts compare the same selected population.</w:t>
+        <w:t>Basic reads native tables and preserves their data grain. Composite exposes business columns and relationships. Consumption provides the documented export structures. Repeating children remain separate and follow the selected parent population.</w:t>
       </w:r>
     </w:p>
     <w:p>
@@ -225,7 +188,7 @@
     </w:p>
     <w:p>
       <w:r>
-        <w:t>Included are CDS sources, abapGit metadata, field mappings, activation order, scope documentation, license and a VDM map. Python tools support selection and comparison. Optional ABAP reports are created separately in SE38.</w:t>
+        <w:t>Included are CDS sources, abapGit metadata, field mappings, activation order, scope documentation, license and a VDM map. Python tools support source selection and preparation. Optional ABAP reports are created separately in SE38.</w:t>
       </w:r>
     </w:p>
     <w:p>
@@ -234,13 +197,12 @@
       </w:r>
     </w:p>
     <w:p>
-      <w:r>
-        <w:br w:type="page"/>
-      </w:r>
+      <w:r/>
     </w:p>
     <w:p>
       <w:pPr>
         <w:pStyle w:val="Heading1"/>
+        <w:pageBreakBefore/>
       </w:pPr>
       <w:r>
         <w:t>Installation and use</w:t>
@@ -248,7 +210,7 @@
     </w:p>
     <w:p>
       <w:r>
-        <w:t>1. Extract SOURCE and TARGET and import them separately into the respective SAP systems. The outer customer-pack ZIP is not a direct abapGit import.</w:t>
+        <w:t>1. Extract the SOURCE archive and import it into your source system. The outer customer-pack ZIP is not a direct abapGit import.</w:t>
       </w:r>
     </w:p>
     <w:p>
@@ -273,7 +235,7 @@
     </w:p>
     <w:p>
       <w:r>
-        <w:t>6. Map identifiers and regenerated UUIDs using a separate key ledger. Apply the same source and target population.</w:t>
+        <w:t>6. Apply the selected source population consistently to masters and children. Preserve internal keys, languages, validity intervals and relationships.</w:t>
       </w:r>
     </w:p>
     <w:p>
@@ -300,13 +262,12 @@
       </w:r>
     </w:p>
     <w:p>
-      <w:r>
-        <w:br w:type="page"/>
-      </w:r>
+      <w:r/>
     </w:p>
     <w:p>
       <w:pPr>
         <w:pStyle w:val="Heading1"/>
+        <w:pageBreakBefore/>
       </w:pPr>
       <w:r>
         <w:t>Scope and business rules</w:t>
@@ -1012,7 +973,9 @@
         </w:tc>
       </w:tr>
     </w:tbl>
-    <w:p/>
+    <w:p>
+      <w:r/>
+    </w:p>
     <w:p>
       <w:r>
         <w:t>Equipment and functional locations provide standard addresses, texts, partners, active statuses, user statuses with profiles, classes and characteristic values. Address versions, email, phone and fax remain separate children. Functional locations provide native BOM assignments. Orders and notifications have dedicated partner and status exports. Use full cutover snapshots; system statuses remain reference data. See docs/EQUIPMENT_ARCHITECTURE.md and docs/CUSTOMER_WORKFLOW.md.</w:t>

--- a/docs/customer/commercial/ModuPorter-EAM-Manual-EN-1.0.0.docx
+++ b/docs/customer/commercial/ModuPorter-EAM-Manual-EN-1.0.0.docx
@@ -12,7 +12,7 @@
     </w:p>
     <w:p>
       <w:r>
-        <w:t>Version 1.0.0 | KAOURI INNOVATECH</w:t>
+        <w:t>Version 1.0.0</w:t>
       </w:r>
     </w:p>
     <w:p>
